--- a/Fase 2/Evidencias Proyecto/Evidencias de documentación/1.1 Análisis de caso.docx
+++ b/Fase 2/Evidencias Proyecto/Evidencias de documentación/1.1 Análisis de caso.docx
@@ -950,7 +950,7 @@
     </w:p>
     <w:sdt>
       <w:sdtPr>
-        <w:id w:val="991811180"/>
+        <w:id w:val="-959362793"/>
         <w:docPartObj>
           <w:docPartGallery w:val="Table of Contents"/>
           <w:docPartUnique w:val="1"/>
